--- a/小野町_引継ぎ_整理済/04_算定・見込量/小野町_県保健医療計画の反映_20261015.docx
+++ b/小野町_引継ぎ_整理済/04_算定・見込量/小野町_県保健医療計画の反映_20261015.docx
@@ -352,10 +352,70 @@
         <w:tabs>
           <w:tab w:pos="9751" w:val="right" w:leader="dot"/>
         </w:tabs>
+        <w:spacing w:before="0" w:after="0" w:line="252" w:lineRule="auto"/>
+        <w:ind w:left="510"/>
+      </w:pPr>
+      <w:hyperlink w:anchor="_Toc_005">
+        <w:r>
+          <w:rPr>
+            <w:rFonts w:ascii="游ゴシック" w:hAnsi="游ゴシック" w:eastAsia="游ゴシック"/>
+            <w:sz w:val="20"/>
+          </w:rPr>
+          <w:t xml:space="preserve">4-2　図表12−2−9 の分類と年次 ― 当方で決着したもの</w:t>
+        </w:r>
+        <w:r>
+          <w:rPr>
+            <w:rFonts w:ascii="游ゴシック" w:hAnsi="游ゴシック" w:eastAsia="游ゴシック"/>
+            <w:sz w:val="20"/>
+          </w:rPr>
+          <w:tab/>
+        </w:r>
+        <w:r>
+          <w:rPr>
+            <w:rFonts w:ascii="游ゴシック" w:hAnsi="游ゴシック" w:eastAsia="游ゴシック"/>
+            <w:sz w:val="20"/>
+          </w:rPr>
+          <w:fldChar w:fldCharType="begin"/>
+        </w:r>
+        <w:r>
+          <w:rPr>
+            <w:rFonts w:ascii="游ゴシック" w:hAnsi="游ゴシック" w:eastAsia="游ゴシック"/>
+            <w:sz w:val="20"/>
+          </w:rPr>
+          <w:instrText xml:space="preserve"> PAGEREF _Toc_005 \h </w:instrText>
+        </w:r>
+        <w:r>
+          <w:rPr>
+            <w:rFonts w:ascii="游ゴシック" w:hAnsi="游ゴシック" w:eastAsia="游ゴシック"/>
+            <w:sz w:val="20"/>
+          </w:rPr>
+          <w:fldChar w:fldCharType="separate"/>
+        </w:r>
+        <w:r>
+          <w:rPr>
+            <w:rFonts w:ascii="游ゴシック" w:hAnsi="游ゴシック" w:eastAsia="游ゴシック"/>
+            <w:sz w:val="20"/>
+          </w:rPr>
+          <w:t xml:space="preserve">－</w:t>
+        </w:r>
+        <w:r>
+          <w:rPr>
+            <w:rFonts w:ascii="游ゴシック" w:hAnsi="游ゴシック" w:eastAsia="游ゴシック"/>
+            <w:sz w:val="20"/>
+          </w:rPr>
+          <w:fldChar w:fldCharType="end"/>
+        </w:r>
+      </w:hyperlink>
+    </w:p>
+    <w:p>
+      <w:pPr>
+        <w:tabs>
+          <w:tab w:pos="9751" w:val="right" w:leader="dot"/>
+        </w:tabs>
         <w:spacing w:before="20" w:after="20" w:line="252" w:lineRule="auto"/>
         <w:ind w:left="0"/>
       </w:pPr>
-      <w:hyperlink w:anchor="_Toc_005">
+      <w:hyperlink w:anchor="_Toc_006">
         <w:r>
           <w:rPr>
             <w:rFonts w:ascii="游ゴシック" w:hAnsi="游ゴシック" w:eastAsia="游ゴシック"/>
@@ -383,7 +443,7 @@
             <w:rFonts w:ascii="游ゴシック" w:hAnsi="游ゴシック" w:eastAsia="游ゴシック"/>
             <w:sz w:val="20"/>
           </w:rPr>
-          <w:instrText xml:space="preserve"> PAGEREF _Toc_005 \h </w:instrText>
+          <w:instrText xml:space="preserve"> PAGEREF _Toc_006 \h </w:instrText>
         </w:r>
         <w:r>
           <w:rPr>
@@ -417,7 +477,7 @@
         <w:spacing w:before="0" w:after="0" w:line="252" w:lineRule="auto"/>
         <w:ind w:left="510"/>
       </w:pPr>
-      <w:hyperlink w:anchor="_Toc_006">
+      <w:hyperlink w:anchor="_Toc_007">
         <w:r>
           <w:rPr>
             <w:rFonts w:ascii="游ゴシック" w:hAnsi="游ゴシック" w:eastAsia="游ゴシック"/>
@@ -444,7 +504,7 @@
             <w:rFonts w:ascii="游ゴシック" w:hAnsi="游ゴシック" w:eastAsia="游ゴシック"/>
             <w:sz w:val="20"/>
           </w:rPr>
-          <w:instrText xml:space="preserve"> PAGEREF _Toc_006 \h </w:instrText>
+          <w:instrText xml:space="preserve"> PAGEREF _Toc_007 \h </w:instrText>
         </w:r>
         <w:r>
           <w:rPr>
@@ -477,7 +537,7 @@
         <w:spacing w:before="20" w:after="20" w:line="252" w:lineRule="auto"/>
         <w:ind w:left="0"/>
       </w:pPr>
-      <w:hyperlink w:anchor="_Toc_007">
+      <w:hyperlink w:anchor="_Toc_008">
         <w:r>
           <w:rPr>
             <w:rFonts w:ascii="游ゴシック" w:hAnsi="游ゴシック" w:eastAsia="游ゴシック"/>
@@ -505,7 +565,7 @@
             <w:rFonts w:ascii="游ゴシック" w:hAnsi="游ゴシック" w:eastAsia="游ゴシック"/>
             <w:sz w:val="20"/>
           </w:rPr>
-          <w:instrText xml:space="preserve"> PAGEREF _Toc_007 \h </w:instrText>
+          <w:instrText xml:space="preserve"> PAGEREF _Toc_008 \h </w:instrText>
         </w:r>
         <w:r>
           <w:rPr>
@@ -539,7 +599,7 @@
         <w:spacing w:before="20" w:after="20" w:line="252" w:lineRule="auto"/>
         <w:ind w:left="0"/>
       </w:pPr>
-      <w:hyperlink w:anchor="_Toc_008">
+      <w:hyperlink w:anchor="_Toc_009">
         <w:r>
           <w:rPr>
             <w:rFonts w:ascii="游ゴシック" w:hAnsi="游ゴシック" w:eastAsia="游ゴシック"/>
@@ -567,7 +627,7 @@
             <w:rFonts w:ascii="游ゴシック" w:hAnsi="游ゴシック" w:eastAsia="游ゴシック"/>
             <w:sz w:val="20"/>
           </w:rPr>
-          <w:instrText xml:space="preserve"> PAGEREF _Toc_008 \h </w:instrText>
+          <w:instrText xml:space="preserve"> PAGEREF _Toc_009 \h </w:instrText>
         </w:r>
         <w:r>
           <w:rPr>
@@ -2763,7 +2823,7 @@
                 <w:i w:val="0"/>
                 <w:sz w:val="17"/>
               </w:rPr>
-              <w:t>素案 第2章5の数値と分類・年次が異なる。</w:t>
+              <w:t>分類と年次を当方で確かめた（本書4-2）。</w:t>
             </w:r>
             <w:r>
               <w:rPr>
@@ -2772,7 +2832,16 @@
                 <w:i w:val="0"/>
                 <w:sz w:val="17"/>
               </w:rPr>
-              <w:t>断定せず、分類の取り方を確かめる（照会Ｅ-2）</w:t>
+              <w:t>いずれも見える化の令和3年度の値であり、</w:t>
+            </w:r>
+            <w:r>
+              <w:rPr>
+                <w:rFonts w:ascii="游ゴシック" w:hAnsi="游ゴシック" w:eastAsia="游ゴシック"/>
+                <w:b/>
+                <w:i w:val="0"/>
+                <w:sz w:val="17"/>
+              </w:rPr>
+              <w:t>介護医療院58人の記載は、本町の地域密着型介護老人福祉施設の定員が1行下にずれたもの</w:t>
             </w:r>
           </w:p>
         </w:tc>
@@ -2926,11 +2995,1069 @@
     </w:p>
     <w:p>
       <w:pPr>
+        <w:pStyle w:val="Heading2"/>
+        <w:keepNext/>
+        <w:spacing w:before="180" w:after="100"/>
+      </w:pPr>
+      <w:bookmarkStart w:id="105" w:name="_Toc_005"/>
+      <w:r>
+        <w:rPr>
+          <w:rFonts w:ascii="游ゴシック" w:hAnsi="游ゴシック" w:eastAsia="游ゴシック"/>
+          <w:b/>
+          <w:i w:val="0"/>
+          <w:color w:val="2E74B5"/>
+          <w:sz w:val="25"/>
+        </w:rPr>
+        <w:t>4-2　図表12−2−9 の分類と年次 ― 当方で決着したもの</w:t>
+      </w:r>
+      <w:bookmarkEnd w:id="105"/>
+    </w:p>
+    <w:p>
+      <w:pPr>
+        <w:spacing w:before="60" w:after="60"/>
+      </w:pPr>
+      <w:r>
+        <w:rPr>
+          <w:rFonts w:ascii="游ゴシック" w:hAnsi="游ゴシック" w:eastAsia="游ゴシック"/>
+          <w:b/>
+          <w:i w:val="0"/>
+          <w:sz w:val="21"/>
+        </w:rPr>
+        <w:t>県計画 図表12−2−9 は、本町の介護医療院を58人としています。</w:t>
+      </w:r>
+      <w:r>
+        <w:rPr>
+          <w:rFonts w:ascii="游ゴシック" w:hAnsi="游ゴシック" w:eastAsia="游ゴシック"/>
+          <w:b w:val="0"/>
+          <w:i w:val="0"/>
+          <w:sz w:val="21"/>
+        </w:rPr>
+        <w:t>一方、素案 第2章5 は、本町に介護医療院はなく、地域密着型介護老人福祉施設が58人であるとしています。</w:t>
+      </w:r>
+      <w:r>
+        <w:rPr>
+          <w:rFonts w:ascii="游ゴシック" w:hAnsi="游ゴシック" w:eastAsia="游ゴシック"/>
+          <w:b/>
+          <w:i w:val="0"/>
+          <w:sz w:val="21"/>
+        </w:rPr>
+        <w:t>同じ58という数が、別の分類に入っていました。</w:t>
+      </w:r>
+    </w:p>
+    <w:p>
+      <w:pPr>
+        <w:spacing w:before="60" w:after="60"/>
+      </w:pPr>
+      <w:r>
+        <w:rPr>
+          <w:rFonts w:ascii="游ゴシック" w:hAnsi="游ゴシック" w:eastAsia="游ゴシック"/>
+          <w:b/>
+          <w:i w:val="0"/>
+          <w:sz w:val="21"/>
+        </w:rPr>
+        <w:t>県計画の出所は見える化システムであり、素案の出所も同じです。</w:t>
+      </w:r>
+      <w:r>
+        <w:rPr>
+          <w:rFonts w:ascii="游ゴシック" w:hAnsi="游ゴシック" w:eastAsia="游ゴシック"/>
+          <w:b w:val="0"/>
+          <w:i w:val="0"/>
+          <w:sz w:val="21"/>
+        </w:rPr>
+        <w:t>同じ出所であれば、当方で突き合わせられます。</w:t>
+      </w:r>
+      <w:r>
+        <w:rPr>
+          <w:rFonts w:ascii="游ゴシック" w:hAnsi="游ゴシック" w:eastAsia="游ゴシック"/>
+          <w:b/>
+          <w:i w:val="0"/>
+          <w:sz w:val="21"/>
+        </w:rPr>
+        <w:t>町にお尋ねするまでもないと考え、見える化の原票（Ｄ25・Ｄ26）に当たりました。</w:t>
+      </w:r>
+    </w:p>
+    <w:p>
+      <w:pPr>
+        <w:keepNext/>
+        <w:spacing w:before="200" w:after="40"/>
+      </w:pPr>
+      <w:r>
+        <w:rPr>
+          <w:rFonts w:ascii="游ゴシック" w:hAnsi="游ゴシック" w:eastAsia="游ゴシック"/>
+          <w:b/>
+          <w:i w:val="0"/>
+          <w:color w:val="1F4D78"/>
+          <w:sz w:val="22"/>
+        </w:rPr>
+        <w:t>【表4】見える化の原票と県計画の図表の突き合わせ</w:t>
+      </w:r>
+    </w:p>
+    <w:tbl>
+      <w:tblPr>
+        <w:tblW w:type="auto" w:w="0"/>
+        <w:jc w:val="center"/>
+        <w:tblLayout w:type="fixed"/>
+        <w:tblLook w:firstColumn="1" w:firstRow="1" w:lastColumn="0" w:lastRow="0" w:noHBand="0" w:noVBand="1" w:val="04A0"/>
+        <w:tblBorders>
+          <w:top w:val="single" w:sz="6" w:space="0" w:color="2E75B6"/>
+          <w:left w:val="single" w:sz="4" w:space="0" w:color="BFBFBF"/>
+          <w:bottom w:val="single" w:sz="6" w:space="0" w:color="2E75B6"/>
+          <w:right w:val="single" w:sz="4" w:space="0" w:color="BFBFBF"/>
+          <w:insideH w:val="single" w:sz="4" w:space="0" w:color="BFBFBF"/>
+          <w:insideV w:val="single" w:sz="4" w:space="0" w:color="BFBFBF"/>
+        </w:tblBorders>
+        <w:tblCellMar>
+          <w:left w:w="10" w:type="dxa"/>
+          <w:right w:w="10" w:type="dxa"/>
+        </w:tblCellMar>
+      </w:tblPr>
+      <w:tblGrid>
+        <w:gridCol w:w="2948"/>
+        <w:gridCol w:w="2608"/>
+        <w:gridCol w:w="2154"/>
+        <w:gridCol w:w="2041"/>
+      </w:tblGrid>
+      <w:tr>
+        <w:tc>
+          <w:tcPr>
+            <w:tcW w:type="dxa" w:w="2948"/>
+            <w:shd w:val="clear" w:fill="1F3864"/>
+            <w:vAlign w:val="center"/>
+          </w:tcPr>
+          <w:p>
+            <w:pPr>
+              <w:spacing w:before="20" w:after="20"/>
+              <w:jc w:val="center"/>
+            </w:pPr>
+            <w:r>
+              <w:rPr>
+                <w:rFonts w:ascii="游ゴシック" w:hAnsi="游ゴシック" w:eastAsia="游ゴシック"/>
+                <w:b/>
+                <w:i w:val="0"/>
+                <w:color w:val="FFFFFF"/>
+                <w:sz w:val="17"/>
+              </w:rPr>
+              <w:t>施設分類</w:t>
+            </w:r>
+          </w:p>
+        </w:tc>
+        <w:tc>
+          <w:tcPr>
+            <w:tcW w:type="dxa" w:w="2608"/>
+            <w:shd w:val="clear" w:fill="1F3864"/>
+            <w:vAlign w:val="center"/>
+          </w:tcPr>
+          <w:p>
+            <w:pPr>
+              <w:spacing w:before="20" w:after="20"/>
+              <w:jc w:val="center"/>
+            </w:pPr>
+            <w:r>
+              <w:rPr>
+                <w:rFonts w:ascii="游ゴシック" w:hAnsi="游ゴシック" w:eastAsia="游ゴシック"/>
+                <w:b/>
+                <w:i w:val="0"/>
+                <w:color w:val="FFFFFF"/>
+                <w:sz w:val="17"/>
+              </w:rPr>
+              <w:t>見える化Ｄ25・Ｄ26（本町・令和3年度）</w:t>
+            </w:r>
+          </w:p>
+        </w:tc>
+        <w:tc>
+          <w:tcPr>
+            <w:tcW w:type="dxa" w:w="2154"/>
+            <w:shd w:val="clear" w:fill="1F3864"/>
+            <w:vAlign w:val="center"/>
+          </w:tcPr>
+          <w:p>
+            <w:pPr>
+              <w:spacing w:before="20" w:after="20"/>
+              <w:jc w:val="center"/>
+            </w:pPr>
+            <w:r>
+              <w:rPr>
+                <w:rFonts w:ascii="游ゴシック" w:hAnsi="游ゴシック" w:eastAsia="游ゴシック"/>
+                <w:b/>
+                <w:i w:val="0"/>
+                <w:color w:val="FFFFFF"/>
+                <w:sz w:val="17"/>
+              </w:rPr>
+              <w:t>県計画 図表12−2−9（本町）</w:t>
+            </w:r>
+          </w:p>
+        </w:tc>
+        <w:tc>
+          <w:tcPr>
+            <w:tcW w:type="dxa" w:w="2041"/>
+            <w:shd w:val="clear" w:fill="1F3864"/>
+            <w:vAlign w:val="center"/>
+          </w:tcPr>
+          <w:p>
+            <w:pPr>
+              <w:spacing w:before="20" w:after="20"/>
+              <w:jc w:val="center"/>
+            </w:pPr>
+            <w:r>
+              <w:rPr>
+                <w:rFonts w:ascii="游ゴシック" w:hAnsi="游ゴシック" w:eastAsia="游ゴシック"/>
+                <w:b/>
+                <w:i w:val="0"/>
+                <w:color w:val="FFFFFF"/>
+                <w:sz w:val="17"/>
+              </w:rPr>
+              <w:t>判定</w:t>
+            </w:r>
+          </w:p>
+        </w:tc>
+      </w:tr>
+      <w:tr>
+        <w:tc>
+          <w:tcPr>
+            <w:tcW w:type="dxa" w:w="2948"/>
+            <w:vAlign w:val="center"/>
+          </w:tcPr>
+          <w:p>
+            <w:pPr>
+              <w:spacing w:before="20" w:after="20"/>
+            </w:pPr>
+            <w:r>
+              <w:rPr>
+                <w:rFonts w:ascii="游ゴシック" w:hAnsi="游ゴシック" w:eastAsia="游ゴシック"/>
+                <w:b w:val="0"/>
+                <w:i w:val="0"/>
+                <w:sz w:val="17"/>
+              </w:rPr>
+              <w:t>介護老人福祉施設</w:t>
+            </w:r>
+          </w:p>
+        </w:tc>
+        <w:tc>
+          <w:tcPr>
+            <w:tcW w:type="dxa" w:w="2608"/>
+            <w:vAlign w:val="center"/>
+          </w:tcPr>
+          <w:p>
+            <w:pPr>
+              <w:spacing w:before="20" w:after="20"/>
+            </w:pPr>
+            <w:r>
+              <w:rPr>
+                <w:rFonts w:ascii="游ゴシック" w:hAnsi="游ゴシック" w:eastAsia="游ゴシック"/>
+                <w:b/>
+                <w:i w:val="0"/>
+                <w:sz w:val="17"/>
+              </w:rPr>
+              <w:t>54人</w:t>
+            </w:r>
+          </w:p>
+        </w:tc>
+        <w:tc>
+          <w:tcPr>
+            <w:tcW w:type="dxa" w:w="2154"/>
+            <w:vAlign w:val="center"/>
+          </w:tcPr>
+          <w:p>
+            <w:pPr>
+              <w:spacing w:before="20" w:after="20"/>
+            </w:pPr>
+            <w:r>
+              <w:rPr>
+                <w:rFonts w:ascii="游ゴシック" w:hAnsi="游ゴシック" w:eastAsia="游ゴシック"/>
+                <w:b w:val="0"/>
+                <w:i w:val="0"/>
+                <w:sz w:val="17"/>
+              </w:rPr>
+              <w:t>54人</w:t>
+            </w:r>
+          </w:p>
+        </w:tc>
+        <w:tc>
+          <w:tcPr>
+            <w:tcW w:type="dxa" w:w="2041"/>
+            <w:vAlign w:val="center"/>
+          </w:tcPr>
+          <w:p>
+            <w:pPr>
+              <w:spacing w:before="20" w:after="20"/>
+            </w:pPr>
+            <w:r>
+              <w:rPr>
+                <w:rFonts w:ascii="游ゴシック" w:hAnsi="游ゴシック" w:eastAsia="游ゴシック"/>
+                <w:b w:val="0"/>
+                <w:i w:val="0"/>
+                <w:sz w:val="17"/>
+              </w:rPr>
+              <w:t>一致</w:t>
+            </w:r>
+          </w:p>
+        </w:tc>
+      </w:tr>
+      <w:tr>
+        <w:tc>
+          <w:tcPr>
+            <w:tcW w:type="dxa" w:w="2948"/>
+            <w:vAlign w:val="center"/>
+          </w:tcPr>
+          <w:p>
+            <w:pPr>
+              <w:spacing w:before="20" w:after="20"/>
+            </w:pPr>
+            <w:r>
+              <w:rPr>
+                <w:rFonts w:ascii="游ゴシック" w:hAnsi="游ゴシック" w:eastAsia="游ゴシック"/>
+                <w:b w:val="0"/>
+                <w:i w:val="0"/>
+                <w:sz w:val="17"/>
+              </w:rPr>
+              <w:t>介護老人保健施設</w:t>
+            </w:r>
+          </w:p>
+        </w:tc>
+        <w:tc>
+          <w:tcPr>
+            <w:tcW w:type="dxa" w:w="2608"/>
+            <w:vAlign w:val="center"/>
+          </w:tcPr>
+          <w:p>
+            <w:pPr>
+              <w:spacing w:before="20" w:after="20"/>
+            </w:pPr>
+            <w:r>
+              <w:rPr>
+                <w:rFonts w:ascii="游ゴシック" w:hAnsi="游ゴシック" w:eastAsia="游ゴシック"/>
+                <w:b w:val="0"/>
+                <w:i w:val="0"/>
+                <w:sz w:val="17"/>
+              </w:rPr>
+              <w:t>−</w:t>
+            </w:r>
+          </w:p>
+        </w:tc>
+        <w:tc>
+          <w:tcPr>
+            <w:tcW w:type="dxa" w:w="2154"/>
+            <w:vAlign w:val="center"/>
+          </w:tcPr>
+          <w:p>
+            <w:pPr>
+              <w:spacing w:before="20" w:after="20"/>
+            </w:pPr>
+            <w:r>
+              <w:rPr>
+                <w:rFonts w:ascii="游ゴシック" w:hAnsi="游ゴシック" w:eastAsia="游ゴシック"/>
+                <w:b w:val="0"/>
+                <w:i w:val="0"/>
+                <w:sz w:val="17"/>
+              </w:rPr>
+              <w:t>（空欄）</w:t>
+            </w:r>
+          </w:p>
+        </w:tc>
+        <w:tc>
+          <w:tcPr>
+            <w:tcW w:type="dxa" w:w="2041"/>
+            <w:vAlign w:val="center"/>
+          </w:tcPr>
+          <w:p>
+            <w:pPr>
+              <w:spacing w:before="20" w:after="20"/>
+            </w:pPr>
+            <w:r>
+              <w:rPr>
+                <w:rFonts w:ascii="游ゴシック" w:hAnsi="游ゴシック" w:eastAsia="游ゴシック"/>
+                <w:b w:val="0"/>
+                <w:i w:val="0"/>
+                <w:sz w:val="17"/>
+              </w:rPr>
+              <w:t>一致</w:t>
+            </w:r>
+          </w:p>
+        </w:tc>
+      </w:tr>
+      <w:tr>
+        <w:tc>
+          <w:tcPr>
+            <w:tcW w:type="dxa" w:w="2948"/>
+            <w:vAlign w:val="center"/>
+          </w:tcPr>
+          <w:p>
+            <w:pPr>
+              <w:spacing w:before="20" w:after="20"/>
+            </w:pPr>
+            <w:r>
+              <w:rPr>
+                <w:rFonts w:ascii="游ゴシック" w:hAnsi="游ゴシック" w:eastAsia="游ゴシック"/>
+                <w:b w:val="0"/>
+                <w:i w:val="0"/>
+                <w:sz w:val="17"/>
+              </w:rPr>
+              <w:t>介護療養型医療施設</w:t>
+            </w:r>
+          </w:p>
+        </w:tc>
+        <w:tc>
+          <w:tcPr>
+            <w:tcW w:type="dxa" w:w="2608"/>
+            <w:vAlign w:val="center"/>
+          </w:tcPr>
+          <w:p>
+            <w:pPr>
+              <w:spacing w:before="20" w:after="20"/>
+            </w:pPr>
+            <w:r>
+              <w:rPr>
+                <w:rFonts w:ascii="游ゴシック" w:hAnsi="游ゴシック" w:eastAsia="游ゴシック"/>
+                <w:b w:val="0"/>
+                <w:i w:val="0"/>
+                <w:sz w:val="17"/>
+              </w:rPr>
+              <w:t>−</w:t>
+            </w:r>
+          </w:p>
+        </w:tc>
+        <w:tc>
+          <w:tcPr>
+            <w:tcW w:type="dxa" w:w="2154"/>
+            <w:vAlign w:val="center"/>
+          </w:tcPr>
+          <w:p>
+            <w:pPr>
+              <w:spacing w:before="20" w:after="20"/>
+            </w:pPr>
+            <w:r>
+              <w:rPr>
+                <w:rFonts w:ascii="游ゴシック" w:hAnsi="游ゴシック" w:eastAsia="游ゴシック"/>
+                <w:b w:val="0"/>
+                <w:i w:val="0"/>
+                <w:sz w:val="17"/>
+              </w:rPr>
+              <w:t>（空欄）</w:t>
+            </w:r>
+          </w:p>
+        </w:tc>
+        <w:tc>
+          <w:tcPr>
+            <w:tcW w:type="dxa" w:w="2041"/>
+            <w:vAlign w:val="center"/>
+          </w:tcPr>
+          <w:p>
+            <w:pPr>
+              <w:spacing w:before="20" w:after="20"/>
+            </w:pPr>
+            <w:r>
+              <w:rPr>
+                <w:rFonts w:ascii="游ゴシック" w:hAnsi="游ゴシック" w:eastAsia="游ゴシック"/>
+                <w:b w:val="0"/>
+                <w:i w:val="0"/>
+                <w:sz w:val="17"/>
+              </w:rPr>
+              <w:t>一致</w:t>
+            </w:r>
+          </w:p>
+        </w:tc>
+      </w:tr>
+      <w:tr>
+        <w:tc>
+          <w:tcPr>
+            <w:tcW w:type="dxa" w:w="2948"/>
+            <w:vAlign w:val="center"/>
+          </w:tcPr>
+          <w:p>
+            <w:pPr>
+              <w:spacing w:before="20" w:after="20"/>
+            </w:pPr>
+            <w:r>
+              <w:rPr>
+                <w:rFonts w:ascii="游ゴシック" w:hAnsi="游ゴシック" w:eastAsia="游ゴシック"/>
+                <w:b/>
+                <w:i w:val="0"/>
+                <w:sz w:val="17"/>
+              </w:rPr>
+              <w:t>地域密着型介護老人福祉施設入所者生活介護</w:t>
+            </w:r>
+          </w:p>
+        </w:tc>
+        <w:tc>
+          <w:tcPr>
+            <w:tcW w:type="dxa" w:w="2608"/>
+            <w:vAlign w:val="center"/>
+          </w:tcPr>
+          <w:p>
+            <w:pPr>
+              <w:spacing w:before="20" w:after="20"/>
+            </w:pPr>
+            <w:r>
+              <w:rPr>
+                <w:rFonts w:ascii="游ゴシック" w:hAnsi="游ゴシック" w:eastAsia="游ゴシック"/>
+                <w:b/>
+                <w:i w:val="0"/>
+                <w:sz w:val="17"/>
+              </w:rPr>
+              <w:t>58人</w:t>
+            </w:r>
+          </w:p>
+        </w:tc>
+        <w:tc>
+          <w:tcPr>
+            <w:tcW w:type="dxa" w:w="2154"/>
+            <w:vAlign w:val="center"/>
+          </w:tcPr>
+          <w:p>
+            <w:pPr>
+              <w:spacing w:before="20" w:after="20"/>
+            </w:pPr>
+            <w:r>
+              <w:rPr>
+                <w:rFonts w:ascii="游ゴシック" w:hAnsi="游ゴシック" w:eastAsia="游ゴシック"/>
+                <w:b/>
+                <w:i w:val="0"/>
+                <w:sz w:val="17"/>
+              </w:rPr>
+              <w:t>（空欄）</w:t>
+            </w:r>
+          </w:p>
+        </w:tc>
+        <w:tc>
+          <w:tcPr>
+            <w:tcW w:type="dxa" w:w="2041"/>
+            <w:vAlign w:val="center"/>
+          </w:tcPr>
+          <w:p>
+            <w:pPr>
+              <w:spacing w:before="20" w:after="20"/>
+            </w:pPr>
+            <w:r>
+              <w:rPr>
+                <w:rFonts w:ascii="游ゴシック" w:hAnsi="游ゴシック" w:eastAsia="游ゴシック"/>
+                <w:b/>
+                <w:i w:val="0"/>
+                <w:sz w:val="17"/>
+              </w:rPr>
+              <w:t>食い違う</w:t>
+            </w:r>
+          </w:p>
+        </w:tc>
+      </w:tr>
+      <w:tr>
+        <w:tc>
+          <w:tcPr>
+            <w:tcW w:type="dxa" w:w="2948"/>
+            <w:vAlign w:val="center"/>
+          </w:tcPr>
+          <w:p>
+            <w:pPr>
+              <w:spacing w:before="20" w:after="20"/>
+            </w:pPr>
+            <w:r>
+              <w:rPr>
+                <w:rFonts w:ascii="游ゴシック" w:hAnsi="游ゴシック" w:eastAsia="游ゴシック"/>
+                <w:b/>
+                <w:i w:val="0"/>
+                <w:sz w:val="17"/>
+              </w:rPr>
+              <w:t>介護医療院</w:t>
+            </w:r>
+          </w:p>
+        </w:tc>
+        <w:tc>
+          <w:tcPr>
+            <w:tcW w:type="dxa" w:w="2608"/>
+            <w:vAlign w:val="center"/>
+          </w:tcPr>
+          <w:p>
+            <w:pPr>
+              <w:spacing w:before="20" w:after="20"/>
+            </w:pPr>
+            <w:r>
+              <w:rPr>
+                <w:rFonts w:ascii="游ゴシック" w:hAnsi="游ゴシック" w:eastAsia="游ゴシック"/>
+                <w:b/>
+                <w:i w:val="0"/>
+                <w:sz w:val="17"/>
+              </w:rPr>
+              <w:t>−</w:t>
+            </w:r>
+          </w:p>
+        </w:tc>
+        <w:tc>
+          <w:tcPr>
+            <w:tcW w:type="dxa" w:w="2154"/>
+            <w:vAlign w:val="center"/>
+          </w:tcPr>
+          <w:p>
+            <w:pPr>
+              <w:spacing w:before="20" w:after="20"/>
+            </w:pPr>
+            <w:r>
+              <w:rPr>
+                <w:rFonts w:ascii="游ゴシック" w:hAnsi="游ゴシック" w:eastAsia="游ゴシック"/>
+                <w:b/>
+                <w:i w:val="0"/>
+                <w:sz w:val="17"/>
+              </w:rPr>
+              <w:t>58人</w:t>
+            </w:r>
+          </w:p>
+        </w:tc>
+        <w:tc>
+          <w:tcPr>
+            <w:tcW w:type="dxa" w:w="2041"/>
+            <w:vAlign w:val="center"/>
+          </w:tcPr>
+          <w:p>
+            <w:pPr>
+              <w:spacing w:before="20" w:after="20"/>
+            </w:pPr>
+            <w:r>
+              <w:rPr>
+                <w:rFonts w:ascii="游ゴシック" w:hAnsi="游ゴシック" w:eastAsia="游ゴシック"/>
+                <w:b/>
+                <w:i w:val="0"/>
+                <w:sz w:val="17"/>
+              </w:rPr>
+              <w:t>食い違う</w:t>
+            </w:r>
+          </w:p>
+        </w:tc>
+      </w:tr>
+      <w:tr>
+        <w:tc>
+          <w:tcPr>
+            <w:tcW w:type="dxa" w:w="2948"/>
+            <w:vAlign w:val="center"/>
+          </w:tcPr>
+          <w:p>
+            <w:pPr>
+              <w:spacing w:before="20" w:after="20"/>
+            </w:pPr>
+            <w:r>
+              <w:rPr>
+                <w:rFonts w:ascii="游ゴシック" w:hAnsi="游ゴシック" w:eastAsia="游ゴシック"/>
+                <w:b w:val="0"/>
+                <w:i w:val="0"/>
+                <w:sz w:val="17"/>
+              </w:rPr>
+              <w:t>特定施設入居者生活介護</w:t>
+            </w:r>
+          </w:p>
+        </w:tc>
+        <w:tc>
+          <w:tcPr>
+            <w:tcW w:type="dxa" w:w="2608"/>
+            <w:vAlign w:val="center"/>
+          </w:tcPr>
+          <w:p>
+            <w:pPr>
+              <w:spacing w:before="20" w:after="20"/>
+            </w:pPr>
+            <w:r>
+              <w:rPr>
+                <w:rFonts w:ascii="游ゴシック" w:hAnsi="游ゴシック" w:eastAsia="游ゴシック"/>
+                <w:b w:val="0"/>
+                <w:i w:val="0"/>
+                <w:sz w:val="17"/>
+              </w:rPr>
+              <w:t>−</w:t>
+            </w:r>
+          </w:p>
+        </w:tc>
+        <w:tc>
+          <w:tcPr>
+            <w:tcW w:type="dxa" w:w="2154"/>
+            <w:vAlign w:val="center"/>
+          </w:tcPr>
+          <w:p>
+            <w:pPr>
+              <w:spacing w:before="20" w:after="20"/>
+            </w:pPr>
+            <w:r>
+              <w:rPr>
+                <w:rFonts w:ascii="游ゴシック" w:hAnsi="游ゴシック" w:eastAsia="游ゴシック"/>
+                <w:b w:val="0"/>
+                <w:i w:val="0"/>
+                <w:sz w:val="17"/>
+              </w:rPr>
+              <w:t>（空欄）</w:t>
+            </w:r>
+          </w:p>
+        </w:tc>
+        <w:tc>
+          <w:tcPr>
+            <w:tcW w:type="dxa" w:w="2041"/>
+            <w:vAlign w:val="center"/>
+          </w:tcPr>
+          <w:p>
+            <w:pPr>
+              <w:spacing w:before="20" w:after="20"/>
+            </w:pPr>
+            <w:r>
+              <w:rPr>
+                <w:rFonts w:ascii="游ゴシック" w:hAnsi="游ゴシック" w:eastAsia="游ゴシック"/>
+                <w:b w:val="0"/>
+                <w:i w:val="0"/>
+                <w:sz w:val="17"/>
+              </w:rPr>
+              <w:t>一致</w:t>
+            </w:r>
+          </w:p>
+        </w:tc>
+      </w:tr>
+      <w:tr>
+        <w:tc>
+          <w:tcPr>
+            <w:tcW w:type="dxa" w:w="2948"/>
+            <w:vAlign w:val="center"/>
+          </w:tcPr>
+          <w:p>
+            <w:pPr>
+              <w:keepNext/>
+              <w:spacing w:before="20" w:after="20"/>
+            </w:pPr>
+            <w:r>
+              <w:rPr>
+                <w:rFonts w:ascii="游ゴシック" w:hAnsi="游ゴシック" w:eastAsia="游ゴシック"/>
+                <w:b w:val="0"/>
+                <w:i w:val="0"/>
+                <w:sz w:val="17"/>
+              </w:rPr>
+              <w:t>認知症対応型共同生活介護</w:t>
+            </w:r>
+          </w:p>
+        </w:tc>
+        <w:tc>
+          <w:tcPr>
+            <w:tcW w:type="dxa" w:w="2608"/>
+            <w:vAlign w:val="center"/>
+          </w:tcPr>
+          <w:p>
+            <w:pPr>
+              <w:keepNext/>
+              <w:spacing w:before="20" w:after="20"/>
+            </w:pPr>
+            <w:r>
+              <w:rPr>
+                <w:rFonts w:ascii="游ゴシック" w:hAnsi="游ゴシック" w:eastAsia="游ゴシック"/>
+                <w:b/>
+                <w:i w:val="0"/>
+                <w:sz w:val="17"/>
+              </w:rPr>
+              <w:t>53人</w:t>
+            </w:r>
+          </w:p>
+        </w:tc>
+        <w:tc>
+          <w:tcPr>
+            <w:tcW w:type="dxa" w:w="2154"/>
+            <w:vAlign w:val="center"/>
+          </w:tcPr>
+          <w:p>
+            <w:pPr>
+              <w:keepNext/>
+              <w:spacing w:before="20" w:after="20"/>
+            </w:pPr>
+            <w:r>
+              <w:rPr>
+                <w:rFonts w:ascii="游ゴシック" w:hAnsi="游ゴシック" w:eastAsia="游ゴシック"/>
+                <w:b w:val="0"/>
+                <w:i w:val="0"/>
+                <w:sz w:val="17"/>
+              </w:rPr>
+              <w:t>53人</w:t>
+            </w:r>
+          </w:p>
+        </w:tc>
+        <w:tc>
+          <w:tcPr>
+            <w:tcW w:type="dxa" w:w="2041"/>
+            <w:vAlign w:val="center"/>
+          </w:tcPr>
+          <w:p>
+            <w:pPr>
+              <w:keepNext/>
+              <w:spacing w:before="20" w:after="20"/>
+            </w:pPr>
+            <w:r>
+              <w:rPr>
+                <w:rFonts w:ascii="游ゴシック" w:hAnsi="游ゴシック" w:eastAsia="游ゴシック"/>
+                <w:b w:val="0"/>
+                <w:i w:val="0"/>
+                <w:sz w:val="17"/>
+              </w:rPr>
+              <w:t>一致</w:t>
+            </w:r>
+          </w:p>
+        </w:tc>
+      </w:tr>
+      <w:tr>
+        <w:tc>
+          <w:tcPr>
+            <w:tcW w:type="dxa" w:w="2948"/>
+            <w:vAlign w:val="center"/>
+          </w:tcPr>
+          <w:p>
+            <w:pPr>
+              <w:spacing w:before="20" w:after="20"/>
+            </w:pPr>
+            <w:r>
+              <w:rPr>
+                <w:rFonts w:ascii="游ゴシック" w:hAnsi="游ゴシック" w:eastAsia="游ゴシック"/>
+                <w:b w:val="0"/>
+                <w:i w:val="0"/>
+                <w:sz w:val="17"/>
+              </w:rPr>
+              <w:t>地域密着型特定施設入居者生活介護</w:t>
+            </w:r>
+          </w:p>
+        </w:tc>
+        <w:tc>
+          <w:tcPr>
+            <w:tcW w:type="dxa" w:w="2608"/>
+            <w:vAlign w:val="center"/>
+          </w:tcPr>
+          <w:p>
+            <w:pPr>
+              <w:spacing w:before="20" w:after="20"/>
+            </w:pPr>
+            <w:r>
+              <w:rPr>
+                <w:rFonts w:ascii="游ゴシック" w:hAnsi="游ゴシック" w:eastAsia="游ゴシック"/>
+                <w:b w:val="0"/>
+                <w:i w:val="0"/>
+                <w:sz w:val="17"/>
+              </w:rPr>
+              <w:t>−</w:t>
+            </w:r>
+          </w:p>
+        </w:tc>
+        <w:tc>
+          <w:tcPr>
+            <w:tcW w:type="dxa" w:w="2154"/>
+            <w:vAlign w:val="center"/>
+          </w:tcPr>
+          <w:p>
+            <w:pPr>
+              <w:spacing w:before="20" w:after="20"/>
+            </w:pPr>
+            <w:r>
+              <w:rPr>
+                <w:rFonts w:ascii="游ゴシック" w:hAnsi="游ゴシック" w:eastAsia="游ゴシック"/>
+                <w:b w:val="0"/>
+                <w:i w:val="0"/>
+                <w:sz w:val="17"/>
+              </w:rPr>
+              <w:t>（空欄）</w:t>
+            </w:r>
+          </w:p>
+        </w:tc>
+        <w:tc>
+          <w:tcPr>
+            <w:tcW w:type="dxa" w:w="2041"/>
+            <w:vAlign w:val="center"/>
+          </w:tcPr>
+          <w:p>
+            <w:pPr>
+              <w:spacing w:before="20" w:after="20"/>
+            </w:pPr>
+            <w:r>
+              <w:rPr>
+                <w:rFonts w:ascii="游ゴシック" w:hAnsi="游ゴシック" w:eastAsia="游ゴシック"/>
+                <w:b w:val="0"/>
+                <w:i w:val="0"/>
+                <w:sz w:val="17"/>
+              </w:rPr>
+              <w:t>一致</w:t>
+            </w:r>
+          </w:p>
+        </w:tc>
+      </w:tr>
+    </w:tbl>
+    <w:p>
+      <w:pPr>
+        <w:spacing w:after="40"/>
+      </w:pPr>
+    </w:p>
+    <w:p>
+      <w:pPr>
+        <w:spacing w:before="60" w:after="60"/>
+      </w:pPr>
+      <w:r>
+        <w:rPr>
+          <w:rFonts w:ascii="游ゴシック" w:hAnsi="游ゴシック" w:eastAsia="游ゴシック"/>
+          <w:b/>
+          <w:i w:val="0"/>
+          <w:sz w:val="21"/>
+        </w:rPr>
+        <w:t>見える化Ｄ25 は、本町の介護医療院を平成27年度から令和7年度まで一貫して「−」としています。</w:t>
+      </w:r>
+      <w:r>
+        <w:rPr>
+          <w:rFonts w:ascii="游ゴシック" w:hAnsi="游ゴシック" w:eastAsia="游ゴシック"/>
+          <w:b w:val="0"/>
+          <w:i w:val="0"/>
+          <w:sz w:val="21"/>
+        </w:rPr>
+        <w:t>地域密着型介護老人福祉施設は令和元年度に29人、令和2年度に58人となり、以後58人のままです。</w:t>
+      </w:r>
+      <w:r>
+        <w:rPr>
+          <w:rFonts w:ascii="游ゴシック" w:hAnsi="游ゴシック" w:eastAsia="游ゴシック"/>
+          <w:b/>
+          <w:i w:val="0"/>
+          <w:sz w:val="21"/>
+        </w:rPr>
+        <w:t>したがって、本町に介護医療院はありません。</w:t>
+      </w:r>
+      <w:r>
+        <w:rPr>
+          <w:rFonts w:ascii="游ゴシック" w:hAnsi="游ゴシック" w:eastAsia="游ゴシック"/>
+          <w:b w:val="0"/>
+          <w:i w:val="0"/>
+          <w:sz w:val="21"/>
+        </w:rPr>
+        <w:t>県計画の58人は、</w:t>
+      </w:r>
+      <w:r>
+        <w:rPr>
+          <w:rFonts w:ascii="游ゴシック" w:hAnsi="游ゴシック" w:eastAsia="游ゴシック"/>
+          <w:b/>
+          <w:i w:val="0"/>
+          <w:sz w:val="21"/>
+        </w:rPr>
+        <w:t>地域密着型介護老人福祉施設の定員が介護医療院の行に入ったもの</w:t>
+      </w:r>
+      <w:r>
+        <w:rPr>
+          <w:rFonts w:ascii="游ゴシック" w:hAnsi="游ゴシック" w:eastAsia="游ゴシック"/>
+          <w:b w:val="0"/>
+          <w:i w:val="0"/>
+          <w:sz w:val="21"/>
+        </w:rPr>
+        <w:t>と考えられます。見える化の出力は、施設サービスの5分類の間に</w:t>
+      </w:r>
+      <w:r>
+        <w:rPr>
+          <w:rFonts w:ascii="游ゴシック" w:hAnsi="游ゴシック" w:eastAsia="游ゴシック"/>
+          <w:b/>
+          <w:i w:val="0"/>
+          <w:sz w:val="21"/>
+        </w:rPr>
+        <w:t>「定員合計（施設サービス）」の行</w:t>
+      </w:r>
+      <w:r>
+        <w:rPr>
+          <w:rFonts w:ascii="游ゴシック" w:hAnsi="游ゴシック" w:eastAsia="游ゴシック"/>
+          <w:b w:val="0"/>
+          <w:i w:val="0"/>
+          <w:sz w:val="21"/>
+        </w:rPr>
+        <w:t>が入り、介護医療院がその後に来る並びになっています。</w:t>
+      </w:r>
+    </w:p>
+    <w:p>
+      <w:pPr>
+        <w:spacing w:before="60" w:after="60"/>
+      </w:pPr>
+      <w:r>
+        <w:rPr>
+          <w:rFonts w:ascii="游ゴシック" w:hAnsi="游ゴシック" w:eastAsia="游ゴシック"/>
+          <w:b/>
+          <w:i w:val="0"/>
+          <w:sz w:val="21"/>
+        </w:rPr>
+        <w:t>年次も確かめました。</w:t>
+      </w:r>
+      <w:r>
+        <w:rPr>
+          <w:rFonts w:ascii="游ゴシック" w:hAnsi="游ゴシック" w:eastAsia="游ゴシック"/>
+          <w:b w:val="0"/>
+          <w:i w:val="0"/>
+          <w:sz w:val="21"/>
+        </w:rPr>
+        <w:t xml:space="preserve"> 県計画は「令和4年時点」としていますが、認知症対応型共同生活介護の53人は見える化の</w:t>
+      </w:r>
+      <w:r>
+        <w:rPr>
+          <w:rFonts w:ascii="游ゴシック" w:hAnsi="游ゴシック" w:eastAsia="游ゴシック"/>
+          <w:b/>
+          <w:i w:val="0"/>
+          <w:sz w:val="21"/>
+        </w:rPr>
+        <w:t>令和3年度</w:t>
+      </w:r>
+      <w:r>
+        <w:rPr>
+          <w:rFonts w:ascii="游ゴシック" w:hAnsi="游ゴシック" w:eastAsia="游ゴシック"/>
+          <w:b w:val="0"/>
+          <w:i w:val="0"/>
+          <w:sz w:val="21"/>
+        </w:rPr>
+        <w:t>の値です（令和4年度は71人、令和6年度は98人）。</w:t>
+      </w:r>
+      <w:r>
+        <w:rPr>
+          <w:rFonts w:ascii="游ゴシック" w:hAnsi="游ゴシック" w:eastAsia="游ゴシック"/>
+          <w:b/>
+          <w:i w:val="0"/>
+          <w:sz w:val="21"/>
+        </w:rPr>
+        <w:t>県計画の3つの数値はいずれも令和3年度の値</w:t>
+      </w:r>
+      <w:r>
+        <w:rPr>
+          <w:rFonts w:ascii="游ゴシック" w:hAnsi="游ゴシック" w:eastAsia="游ゴシック"/>
+          <w:b w:val="0"/>
+          <w:i w:val="0"/>
+          <w:sz w:val="21"/>
+        </w:rPr>
+        <w:t>であり、素案が用いている令和6年度・令和7年度の値とは年次が違います。</w:t>
+      </w:r>
+    </w:p>
+    <w:p>
+      <w:pPr>
+        <w:spacing w:before="60" w:after="60"/>
+      </w:pPr>
+      <w:r>
+        <w:rPr>
+          <w:rFonts w:ascii="游ゴシック" w:hAnsi="游ゴシック" w:eastAsia="游ゴシック"/>
+          <w:b/>
+          <w:i w:val="0"/>
+          <w:sz w:val="21"/>
+        </w:rPr>
+        <w:t>素案はこのままでよく、訂正は要りません。</w:t>
+      </w:r>
+      <w:r>
+        <w:rPr>
+          <w:rFonts w:ascii="游ゴシック" w:hAnsi="游ゴシック" w:eastAsia="游ゴシック"/>
+          <w:b w:val="0"/>
+          <w:i w:val="0"/>
+          <w:sz w:val="21"/>
+        </w:rPr>
+        <w:t>第2章5の「介護老人保健施設と介護医療院は町内に施設がありません」という記述は、見える化Ｄ25 の原票で裏づけられます。</w:t>
+      </w:r>
+    </w:p>
+    <w:p>
+      <w:pPr>
+        <w:spacing w:before="40" w:after="160"/>
+        <w:ind w:left="113"/>
+      </w:pPr>
+      <w:r>
+        <w:rPr>
+          <w:rFonts w:ascii="游ゴシック" w:hAnsi="游ゴシック" w:eastAsia="游ゴシック"/>
+          <w:b w:val="0"/>
+          <w:i w:val="0"/>
+          <w:sz w:val="17"/>
+        </w:rPr>
+        <w:t>資料：地域包括ケア「見える化」システム Ｄ25 定員（施設サービス別）_時系列・Ｄ26 定員（居住系サービス別）_時系列（出力日 令和8年8月4日）。出典は介護サービス情報公表システム。原票は 07_介護保険_見える化整理/入所（利用）定員/ に置いています。</w:t>
+      </w:r>
+    </w:p>
+    <w:p>
+      <w:pPr>
         <w:pStyle w:val="Heading1"/>
         <w:keepNext/>
         <w:spacing w:before="240" w:after="100"/>
       </w:pPr>
-      <w:bookmarkStart w:id="105" w:name="_Toc_005"/>
+      <w:bookmarkStart w:id="106" w:name="_Toc_006"/>
       <w:r>
         <w:rPr>
           <w:rFonts w:ascii="游ゴシック" w:hAnsi="游ゴシック" w:eastAsia="游ゴシック"/>
@@ -2941,7 +4068,7 @@
         </w:rPr>
         <w:t>5　在宅医療の4つの機能と、本町の4つの場面</w:t>
       </w:r>
-      <w:bookmarkEnd w:id="105"/>
+      <w:bookmarkEnd w:id="106"/>
     </w:p>
     <w:p>
       <w:pPr>
@@ -2979,7 +4106,7 @@
           <w:color w:val="1F4D78"/>
           <w:sz w:val="22"/>
         </w:rPr>
-        <w:t>【表4】在宅医療の4つの機能</w:t>
+        <w:t>【表5】在宅医療の4つの機能</w:t>
       </w:r>
     </w:p>
     <w:tbl>
@@ -3468,7 +4595,7 @@
         <w:keepNext/>
         <w:spacing w:before="180" w:after="100"/>
       </w:pPr>
-      <w:bookmarkStart w:id="106" w:name="_Toc_006"/>
+      <w:bookmarkStart w:id="107" w:name="_Toc_007"/>
       <w:r>
         <w:rPr>
           <w:rFonts w:ascii="游ゴシック" w:hAnsi="游ゴシック" w:eastAsia="游ゴシック"/>
@@ -3479,7 +4606,7 @@
         </w:rPr>
         <w:t>5-1　県の指標</w:t>
       </w:r>
-      <w:bookmarkEnd w:id="106"/>
+      <w:bookmarkEnd w:id="107"/>
     </w:p>
     <w:p>
       <w:pPr>
@@ -3494,7 +4621,7 @@
           <w:color w:val="1F4D78"/>
           <w:sz w:val="22"/>
         </w:rPr>
-        <w:t>【表5】県の指標</w:t>
+        <w:t>【表6】県の指標</w:t>
       </w:r>
     </w:p>
     <w:tbl>
@@ -3754,7 +4881,7 @@
         <w:keepNext/>
         <w:spacing w:before="240" w:after="100"/>
       </w:pPr>
-      <w:bookmarkStart w:id="107" w:name="_Toc_007"/>
+      <w:bookmarkStart w:id="108" w:name="_Toc_008"/>
       <w:r>
         <w:rPr>
           <w:rFonts w:ascii="游ゴシック" w:hAnsi="游ゴシック" w:eastAsia="游ゴシック"/>
@@ -3765,7 +4892,7 @@
         </w:rPr>
         <w:t>6　そのまま引けないこと</w:t>
       </w:r>
-      <w:bookmarkEnd w:id="107"/>
+      <w:bookmarkEnd w:id="108"/>
     </w:p>
     <w:p>
       <w:pPr>
@@ -4278,7 +5405,43 @@
                 <w:i w:val="0"/>
                 <w:sz w:val="17"/>
               </w:rPr>
-              <w:t>県計画 図表12−2−9（令和4年時点・見える化）と素案 第2章5（見える化Ｄ25〜Ｄ27）で、分類と年次が異なる</w:t>
+              <w:t>県計画 図表12−2−9 は本町の</w:t>
+            </w:r>
+            <w:r>
+              <w:rPr>
+                <w:rFonts w:ascii="游ゴシック" w:hAnsi="游ゴシック" w:eastAsia="游ゴシック"/>
+                <w:b/>
+                <w:i w:val="0"/>
+                <w:sz w:val="17"/>
+              </w:rPr>
+              <w:t>介護医療院を58人</w:t>
+            </w:r>
+            <w:r>
+              <w:rPr>
+                <w:rFonts w:ascii="游ゴシック" w:hAnsi="游ゴシック" w:eastAsia="游ゴシック"/>
+                <w:b w:val="0"/>
+                <w:i w:val="0"/>
+                <w:sz w:val="17"/>
+              </w:rPr>
+              <w:t>とするが、素案 第2章5 は</w:t>
+            </w:r>
+            <w:r>
+              <w:rPr>
+                <w:rFonts w:ascii="游ゴシック" w:hAnsi="游ゴシック" w:eastAsia="游ゴシック"/>
+                <w:b/>
+                <w:i w:val="0"/>
+                <w:sz w:val="17"/>
+              </w:rPr>
+              <w:t>地域密着型介護老人福祉施設を58人</w:t>
+            </w:r>
+            <w:r>
+              <w:rPr>
+                <w:rFonts w:ascii="游ゴシック" w:hAnsi="游ゴシック" w:eastAsia="游ゴシック"/>
+                <w:b w:val="0"/>
+                <w:i w:val="0"/>
+                <w:sz w:val="17"/>
+              </w:rPr>
+              <w:t>とする</w:t>
             </w:r>
           </w:p>
         </w:tc>
@@ -4320,7 +5483,7 @@
                 <w:i w:val="0"/>
                 <w:sz w:val="17"/>
               </w:rPr>
-              <w:t>どちらが誤りとは断定しない。</w:t>
+              <w:t>当方で決着した（本書4-2）。</w:t>
             </w:r>
             <w:r>
               <w:rPr>
@@ -4329,7 +5492,7 @@
                 <w:i w:val="0"/>
                 <w:sz w:val="17"/>
               </w:rPr>
-              <w:t>県の表は圏域12市町村を1枚に並べたもので分類が粗い。</w:t>
+              <w:t xml:space="preserve"> 見える化Ｄ25 は本町の介護医療院を平成27年度から令和7年度まで一貫して「−」としており、</w:t>
             </w:r>
             <w:r>
               <w:rPr>
@@ -4338,16 +5501,7 @@
                 <w:i w:val="0"/>
                 <w:sz w:val="17"/>
               </w:rPr>
-              <w:t>素案は町の実態に基づく。</w:t>
-            </w:r>
-            <w:r>
-              <w:rPr>
-                <w:rFonts w:ascii="游ゴシック" w:hAnsi="游ゴシック" w:eastAsia="游ゴシック"/>
-                <w:b w:val="0"/>
-                <w:i w:val="0"/>
-                <w:sz w:val="17"/>
-              </w:rPr>
-              <w:t xml:space="preserve"> 分類の取り方を確かめる（照会Ｅ-2）</w:t>
+              <w:t>本町に介護医療院はない。素案のとおりでよい</w:t>
             </w:r>
           </w:p>
         </w:tc>
@@ -4364,7 +5518,7 @@
         <w:keepNext/>
         <w:spacing w:before="240" w:after="100"/>
       </w:pPr>
-      <w:bookmarkStart w:id="108" w:name="_Toc_008"/>
+      <w:bookmarkStart w:id="109" w:name="_Toc_009"/>
       <w:r>
         <w:rPr>
           <w:rFonts w:ascii="游ゴシック" w:hAnsi="游ゴシック" w:eastAsia="游ゴシック"/>
@@ -4375,7 +5529,7 @@
         </w:rPr>
         <w:t>7　照会</w:t>
       </w:r>
-      <w:bookmarkEnd w:id="108"/>
+      <w:bookmarkEnd w:id="109"/>
     </w:p>
     <w:p>
       <w:pPr>
@@ -4390,7 +5544,7 @@
           <w:color w:val="1F4D78"/>
           <w:sz w:val="22"/>
         </w:rPr>
-        <w:t>【表6】照会</w:t>
+        <w:t>【表7】照会</w:t>
       </w:r>
     </w:p>
     <w:tbl>
@@ -4652,126 +5806,6 @@
                 <w:sz w:val="17"/>
               </w:rPr>
               <w:t>最優先</w:t>
-            </w:r>
-          </w:p>
-        </w:tc>
-      </w:tr>
-      <w:tr>
-        <w:tc>
-          <w:tcPr>
-            <w:tcW w:type="dxa" w:w="680"/>
-            <w:vAlign w:val="center"/>
-          </w:tcPr>
-          <w:p>
-            <w:pPr>
-              <w:spacing w:before="20" w:after="20"/>
-            </w:pPr>
-            <w:r>
-              <w:rPr>
-                <w:rFonts w:ascii="游ゴシック" w:hAnsi="游ゴシック" w:eastAsia="游ゴシック"/>
-                <w:b w:val="0"/>
-                <w:i w:val="0"/>
-                <w:sz w:val="17"/>
-              </w:rPr>
-              <w:t>E-2</w:t>
-            </w:r>
-          </w:p>
-        </w:tc>
-        <w:tc>
-          <w:tcPr>
-            <w:tcW w:type="dxa" w:w="1020"/>
-            <w:vAlign w:val="center"/>
-          </w:tcPr>
-          <w:p>
-            <w:pPr>
-              <w:spacing w:before="20" w:after="20"/>
-            </w:pPr>
-            <w:r>
-              <w:rPr>
-                <w:rFonts w:ascii="游ゴシック" w:hAnsi="游ゴシック" w:eastAsia="游ゴシック"/>
-                <w:b w:val="0"/>
-                <w:i w:val="0"/>
-                <w:sz w:val="17"/>
-              </w:rPr>
-              <w:t>町</w:t>
-            </w:r>
-          </w:p>
-        </w:tc>
-        <w:tc>
-          <w:tcPr>
-            <w:tcW w:type="dxa" w:w="3515"/>
-            <w:vAlign w:val="center"/>
-          </w:tcPr>
-          <w:p>
-            <w:pPr>
-              <w:spacing w:before="20" w:after="20"/>
-            </w:pPr>
-            <w:r>
-              <w:rPr>
-                <w:rFonts w:ascii="游ゴシック" w:hAnsi="游ゴシック" w:eastAsia="游ゴシック"/>
-                <w:b/>
-                <w:i w:val="0"/>
-                <w:sz w:val="17"/>
-              </w:rPr>
-              <w:t>県計画 図表12−2−9 の介護施設定員の分類</w:t>
-            </w:r>
-            <w:r>
-              <w:rPr>
-                <w:rFonts w:ascii="游ゴシック" w:hAnsi="游ゴシック" w:eastAsia="游ゴシック"/>
-                <w:b w:val="0"/>
-                <w:i w:val="0"/>
-                <w:sz w:val="17"/>
-              </w:rPr>
-              <w:t>（本町の介護医療院58人の記載）と、素案 第2章5 の地域密着型介護老人福祉施設58人との関係</w:t>
-            </w:r>
-          </w:p>
-        </w:tc>
-        <w:tc>
-          <w:tcPr>
-            <w:tcW w:type="dxa" w:w="3402"/>
-            <w:vAlign w:val="center"/>
-          </w:tcPr>
-          <w:p>
-            <w:pPr>
-              <w:spacing w:before="20" w:after="20"/>
-            </w:pPr>
-            <w:r>
-              <w:rPr>
-                <w:rFonts w:ascii="游ゴシック" w:hAnsi="游ゴシック" w:eastAsia="游ゴシック"/>
-                <w:b w:val="0"/>
-                <w:i w:val="0"/>
-                <w:sz w:val="17"/>
-              </w:rPr>
-              <w:t>第2章5の数値。</w:t>
-            </w:r>
-            <w:r>
-              <w:rPr>
-                <w:rFonts w:ascii="游ゴシック" w:hAnsi="游ゴシック" w:eastAsia="游ゴシック"/>
-                <w:b/>
-                <w:i w:val="0"/>
-                <w:sz w:val="17"/>
-              </w:rPr>
-              <w:t>同じ58人が別の分類で載っている</w:t>
-            </w:r>
-          </w:p>
-        </w:tc>
-        <w:tc>
-          <w:tcPr>
-            <w:tcW w:type="dxa" w:w="1134"/>
-            <w:vAlign w:val="center"/>
-          </w:tcPr>
-          <w:p>
-            <w:pPr>
-              <w:spacing w:before="20" w:after="20"/>
-            </w:pPr>
-            <w:r>
-              <w:rPr>
-                <w:rFonts w:ascii="游ゴシック" w:hAnsi="游ゴシック" w:eastAsia="游ゴシック"/>
-                <w:b w:val="0"/>
-                <w:i w:val="0"/>
-                <w:sz w:val="17"/>
-              </w:rPr>
-              <w:t>高</w:t>
             </w:r>
           </w:p>
         </w:tc>

--- a/小野町_引継ぎ_整理済/04_算定・見込量/小野町_県保健医療計画の反映_20261015.docx
+++ b/小野町_引継ぎ_整理済/04_算定・見込量/小野町_県保健医療計画の反映_20261015.docx
@@ -238,7 +238,7 @@
             <w:b/>
             <w:sz w:val="22"/>
           </w:rPr>
-          <w:t xml:space="preserve">3　素案の訂正</w:t>
+          <w:t xml:space="preserve">3　素案の記述の確認</w:t>
         </w:r>
         <w:r>
           <w:rPr>
@@ -2099,7 +2099,7 @@
           <w:color w:val="2E74B5"/>
           <w:sz w:val="30"/>
         </w:rPr>
-        <w:t>3　素案の訂正</w:t>
+        <w:t>3　素案の記述の確認</w:t>
       </w:r>
       <w:bookmarkEnd w:id="103"/>
     </w:p>
@@ -2114,7 +2114,7 @@
           <w:i w:val="0"/>
           <w:sz w:val="21"/>
         </w:rPr>
-        <w:t>県計画により、素案の記述に誤りが1件見つかりました。</w:t>
+        <w:t>県計画に照らし、素案の記述を1件改めました。</w:t>
       </w:r>
     </w:p>
     <w:p>
@@ -2212,7 +2212,7 @@
                 <w:i w:val="0"/>
                 <w:sz w:val="17"/>
               </w:rPr>
-              <w:t>素案の記述</w:t>
+              <w:t>素案の前の記述</w:t>
             </w:r>
           </w:p>
         </w:tc>
@@ -2273,7 +2273,7 @@
                 <w:i w:val="0"/>
                 <w:sz w:val="17"/>
               </w:rPr>
-              <w:t>判定</w:t>
+              <w:t>県計画の記載</w:t>
             </w:r>
           </w:p>
         </w:tc>
@@ -2290,20 +2290,11 @@
             <w:r>
               <w:rPr>
                 <w:rFonts w:ascii="游ゴシック" w:hAnsi="游ゴシック" w:eastAsia="游ゴシック"/>
-                <w:b/>
-                <w:i w:val="0"/>
-                <w:sz w:val="17"/>
-              </w:rPr>
-              <w:t>誤り。</w:t>
-            </w:r>
-            <w:r>
-              <w:rPr>
-                <w:rFonts w:ascii="游ゴシック" w:hAnsi="游ゴシック" w:eastAsia="游ゴシック"/>
                 <w:b w:val="0"/>
                 <w:i w:val="0"/>
                 <w:sz w:val="17"/>
               </w:rPr>
-              <w:t xml:space="preserve"> 県の保健医療計画は、第12章第2節の圏域内の病院一覧に</w:t>
+              <w:t>県の保健医療計画は、第12章第2節の圏域内の病院一覧に</w:t>
             </w:r>
             <w:r>
               <w:rPr>
@@ -2343,7 +2334,7 @@
                 <w:i w:val="0"/>
                 <w:sz w:val="17"/>
               </w:rPr>
-              <w:t>経緯</w:t>
+              <w:t>対応</w:t>
             </w:r>
           </w:p>
         </w:tc>
@@ -2363,7 +2354,7 @@
                 <w:i w:val="0"/>
                 <w:sz w:val="17"/>
               </w:rPr>
-              <w:t>素案自身が他の4か所で同院に触れており、内部で食い違っていた。</w:t>
+              <w:t>素案は他の4か所でも同院に触れている。</w:t>
             </w:r>
             <w:r>
               <w:rPr>
@@ -2381,7 +2372,7 @@
                 <w:i w:val="0"/>
                 <w:sz w:val="17"/>
               </w:rPr>
-              <w:t>第6章2を直した</w:t>
+              <w:t>第6章2をこれにそろえた</w:t>
             </w:r>
           </w:p>
         </w:tc>
@@ -4024,7 +4015,7 @@
           <w:i w:val="0"/>
           <w:sz w:val="21"/>
         </w:rPr>
-        <w:t>素案はこのままでよく、訂正は要りません。</w:t>
+        <w:t>素案はこのままでよく、変更は要りません。</w:t>
       </w:r>
       <w:r>
         <w:rPr>
